--- a/policies/build/preview_hco/HCO.MOM.1_v2_preview.docx
+++ b/policies/build/preview_hco/HCO.MOM.1_v2_preview.docx
@@ -773,7 +773,7 @@
           <w:sz w:val="22"/>
           <w:szCs w:val="22"/>
         </w:rPr>
-        <w:t xml:space="preserve">Boundaries: do not copy SHCO MOM wording. Do not overwrite HCO AAC or COP policies. Spell out abbreviations on first use in training materials. Guidebook Interpretation paragraphs were not available for MOM in this drafting environment — methods follow official OE text and chapter intent.</w:t>
+        <w:t xml:space="preserve">Boundaries: do not copy SHCO MOM wording. Do not overwrite HCO AAC or COP policies. Spell out abbreviations on first use in training materials. OE counts/levels/asterisks stay with the official portal Standards PDF. Method notes come from the Guidebook Interpretation paragraphs (scanned PDF md5 2c4489ee98de4ae9b49cba168ea9f42a).</w:t>
       </w:r>
     </w:p>
     <w:p>
@@ -929,7 +929,7 @@
           <w:sz w:val="22"/>
           <w:szCs w:val="22"/>
         </w:rPr>
-        <w:t xml:space="preserve">The guidance names who does each step, which records are kept, and how after-hours and stock-out supply works (section 5.4). The «Drug and Therapeutics Committee» (the organisation's multi-disciplinary pharmacy committee) approves the guidance. The «Quality Coordinator» holds the current version.</w:t>
+        <w:t xml:space="preserve">The guidance names who does each step, which records are kept, and how after-hours and stock-out supply works (section 5.4). The «Drug and Therapeutics Committee» (the organisation's multi-disciplinary pharmacy committee) approves the guidance. The «Quality Coordinator» holds the current version. All required procedures under this chapter sit in the «Medication Management Manual» named by the guidebook.</w:t>
       </w:r>
     </w:p>
     <w:p>
@@ -942,6 +942,18 @@
           <w:szCs w:val="22"/>
         </w:rPr>
         <w:t xml:space="preserve">Staff who prescribe, dispense or administer medications are trained on this guidance at induction and «annually». A current copy is available in pharmacy, emergency, ICU, OT, wards and at «staff intranet / policies».</w:t>
+      </w:r>
+    </w:p>
+    <w:p>
+      <w:pPr>
+        <w:spacing w:after="140"/>
+      </w:pPr>
+      <w:r>
+        <w:rPr>
+          <w:sz w:val="22"/>
+          <w:szCs w:val="22"/>
+        </w:rPr>
+        <w:t xml:space="preserve">Method note (from guidebook interpretation): The written guidance shall address aspects related to the formulary, procurement, storage, prescription, dispensing, administration and monitoring the use of medications. A qualified individual shall supervise all the activities of the Pharmacy services. Medication management shall cover all patient care areas across the organisation. All required procedures under this chapter shall be documented as a ‘Medication Management Manual’.</w:t>
       </w:r>
     </w:p>
     <w:p>
@@ -991,6 +1003,18 @@
     </w:p>
     <w:p>
       <w:pPr>
+        <w:spacing w:after="140"/>
+      </w:pPr>
+      <w:r>
+        <w:rPr>
+          <w:sz w:val="22"/>
+          <w:szCs w:val="22"/>
+        </w:rPr>
+        <w:t xml:space="preserve">Method note (from guidebook interpretation): The multidisciplinary committee shall have defined roles and responsibilities for the management of medications. Where applicable, these are in line with legislation and applicable regulations. Some of the responsibilities of the committee include developing medication management processes; developing and revising the organisation's formulary; and evaluating medication use, and patient safety incidents involving medications. The committee shall include representatives of major clinical departments, administration, a pharmacist/clinical pharmacologist and medication safety officer. It shall also have representation from nurses and Quality department. The objectives of this committee, terms of reference like its composition, frequency of meetings, the quorum required shall be defined. At a minimum, the committee shall meet once in three months. The minutes of the meeting shall be documented.</w:t>
+      </w:r>
+    </w:p>
+    <w:p>
+      <w:pPr>
         <w:pStyle w:val="Heading2"/>
         <w:spacing w:after="100" w:before="220"/>
       </w:pPr>
@@ -1024,6 +1048,18 @@
     </w:p>
     <w:p>
       <w:pPr>
+        <w:spacing w:after="140"/>
+      </w:pPr>
+      <w:r>
+        <w:rPr>
+          <w:sz w:val="22"/>
+          <w:szCs w:val="22"/>
+        </w:rPr>
+        <w:t xml:space="preserve">Method note (from guidebook interpretation): This includes information on rational use, medication errors, medication management, adverse drug reactions, patient safety and high-risk medications. The multidisciplinary committee shall conduct Medication Management system review on an annual basis. The organisation designates a medication safety officer, this job responsibility could be handled by the patient safety officer for example monitoring and analysis of medication related adverse events. Refer PSQ.1.d. and PSQ.7.c.</w:t>
+      </w:r>
+    </w:p>
+    <w:p>
+      <w:pPr>
         <w:pStyle w:val="Heading2"/>
         <w:spacing w:after="100" w:before="220"/>
       </w:pPr>
@@ -1076,6 +1112,18 @@
           <w:sz w:val="22"/>
           <w:szCs w:val="22"/>
         </w:rPr>
+        <w:t xml:space="preserve">Method note (from guidebook interpretation): When the pharmacy is closed or in case of stock outs there shall be a standard operating procedure to procure the drugs. It is preferable that the organisation has a 24-hour pharmacy.</w:t>
+      </w:r>
+    </w:p>
+    <w:p>
+      <w:pPr>
+        <w:spacing w:after="140"/>
+      </w:pPr>
+      <w:r>
+        <w:rPr>
+          <w:sz w:val="22"/>
+          <w:szCs w:val="22"/>
+        </w:rPr>
         <w:t xml:space="preserve">This objective element is asterisked in the official Standards PDF — documentation of the process is required.</w:t>
       </w:r>
     </w:p>
@@ -1110,6 +1158,18 @@
           <w:szCs w:val="22"/>
         </w:rPr>
         <w:t xml:space="preserve">The mechanism is «a dated circular plus a briefing at the next departmental huddle, with the current list posted in pharmacy and on the intranet». The «Quality Coordinator» keeps the distribution list and acknowledgements. A change that is only filed in committee minutes is not counted as communicated.</w:t>
+      </w:r>
+    </w:p>
+    <w:p>
+      <w:pPr>
+        <w:spacing w:after="140"/>
+      </w:pPr>
+      <w:r>
+        <w:rPr>
+          <w:sz w:val="22"/>
+          <w:szCs w:val="22"/>
+        </w:rPr>
+        <w:t xml:space="preserve">Method note (from guidebook interpretation): The organisation shall have a process to communicate medication shortages, including stock-outs to relevant staff (clinicians and nurses). The relevant staff shall also be informed of the recall of a drug within 24 hours, any serious adverse events and patient safety incidents associated with medication usage. The Pharmacy-in-charge or a designated authority shall be responsible for communicating the same. This communication shall be documented. Refer to MOM.2., MOM.5.b. and MOM.9.e.</w:t>
       </w:r>
     </w:p>
     <w:p>
@@ -2248,7 +2308,7 @@
           <w:sz w:val="22"/>
           <w:szCs w:val="22"/>
         </w:rPr>
-        <w:t xml:space="preserve">National Accreditation Board for Hospitals and Healthcare Providers (NABH), Accreditation Standards for Hospitals, 6th Edition (January 2025) — Management of Medication, standard MOM.1. Official portal PDF.</w:t>
+        <w:t xml:space="preserve">National Accreditation Board for Hospitals and Healthcare Providers (NABH), Accreditation Standards for Hospitals, 6th Edition (January 2025) — Management of Medication, standard MOM.1. Official portal PDF (OE text, counts, levels, asterisks).</w:t>
       </w:r>
     </w:p>
     <w:p>
@@ -2265,7 +2325,24 @@
           <w:sz w:val="22"/>
           <w:szCs w:val="22"/>
         </w:rPr>
-        <w:t xml:space="preserve">Internal documents of Preview Hospital: written guidance, formulary, high-risk and emergency-medication lists, registers and incident forms named for MOM.1.</w:t>
+        <w:t xml:space="preserve">NABH Guidebook to Accreditation Standards for Hospitals, 6th Edition — MOM.1 interpretations (source PDF md5 2c4489ee98de4ae9b49cba168ea9f42a; OCR policies/source/hco6_mom_guidebook_ocr.txt).</w:t>
+      </w:r>
+    </w:p>
+    <w:p>
+      <w:pPr>
+        <w:pStyle w:val="ListParagraph"/>
+        <w:numPr>
+          <w:ilvl w:val="0"/>
+          <w:numId w:val="1"/>
+        </w:numPr>
+        <w:spacing w:after="60"/>
+      </w:pPr>
+      <w:r>
+        <w:rPr>
+          <w:sz w:val="22"/>
+          <w:szCs w:val="22"/>
+        </w:rPr>
+        <w:t xml:space="preserve">Internal documents of Preview Hospital: Medication Management Manual, formulary, high-risk and emergency-medication lists, registers and incident forms named for MOM.1.</w:t>
       </w:r>
     </w:p>
     <w:p>

--- a/policies/build/preview_hco/HCO.MOM.1_v2_preview.docx
+++ b/policies/build/preview_hco/HCO.MOM.1_v2_preview.docx
@@ -773,7 +773,7 @@
           <w:sz w:val="22"/>
           <w:szCs w:val="22"/>
         </w:rPr>
-        <w:t xml:space="preserve">Boundaries: do not copy SHCO MOM wording. Do not overwrite HCO AAC or COP policies. Spell out abbreviations on first use in training materials. OE counts/levels/asterisks stay with the official portal Standards PDF. Method notes come from the Guidebook Interpretation paragraphs (scanned PDF md5 2c4489ee98de4ae9b49cba168ea9f42a).</w:t>
+        <w:t xml:space="preserve">Boundaries: do not overwrite HCO AAC or COP policies. Spell out abbreviations on first use in training materials. OE counts/levels/asterisks stay with the official portal Standards PDF. Method notes come from the Guidebook Interpretation paragraphs (scanned PDF md5 2c4489ee98de4ae9b49cba168ea9f42a).</w:t>
       </w:r>
     </w:p>
     <w:p>
@@ -839,7 +839,7 @@
           <w:sz w:val="22"/>
           <w:szCs w:val="22"/>
         </w:rPr>
-        <w:t xml:space="preserve">2. Do not skip: A multi-disciplinary committee guides the formulation and implementation of pharmacy services and medicatio...</w:t>
+        <w:t xml:space="preserve">2. Do not skip: A multi-disciplinary committee guides the formulation and implementation of pharmacy services and medication...</w:t>
       </w:r>
     </w:p>
     <w:p>
@@ -875,7 +875,7 @@
           <w:sz w:val="22"/>
           <w:szCs w:val="22"/>
         </w:rPr>
-        <w:t xml:space="preserve">5. Do not skip: The organisation has a mechanism to inform relevant staff of key changes in pharmacy services and medicatio...</w:t>
+        <w:t xml:space="preserve">5. Do not skip: The organisation has a mechanism to inform relevant staff of key changes in pharmacy services and medication...</w:t>
       </w:r>
     </w:p>
     <w:p>
@@ -974,7 +974,7 @@
         <w:spacing w:after="100" w:before="220"/>
       </w:pPr>
       <w:r>
-        <w:t xml:space="preserve">5.2 A multi-disciplinary committee guides the formulation and implementat...</w:t>
+        <w:t xml:space="preserve">5.2 A multi-disciplinary committee guides the formulation and...</w:t>
       </w:r>
     </w:p>
     <w:p>
@@ -1064,7 +1064,7 @@
         <w:spacing w:after="100" w:before="220"/>
       </w:pPr>
       <w:r>
-        <w:t xml:space="preserve">5.4 There is a procedure to obtain medications when the pharmacy is close...</w:t>
+        <w:t xml:space="preserve">5.4 There is a procedure to obtain medications when the pharmacy is closed...</w:t>
       </w:r>
     </w:p>
     <w:p>
@@ -1133,7 +1133,7 @@
         <w:spacing w:after="100" w:before="220"/>
       </w:pPr>
       <w:r>
-        <w:t xml:space="preserve">5.5 The organisation has a mechanism to inform relevant staff of key chan...</w:t>
+        <w:t xml:space="preserve">5.5 The organisation has a mechanism to inform relevant staff of key...</w:t>
       </w:r>
     </w:p>
     <w:p>
@@ -1179,6 +1179,20 @@
       </w:pPr>
       <w:r>
         <w:t xml:space="preserve">6. Governance and responsibility</w:t>
+      </w:r>
+    </w:p>
+    <w:p>
+      <w:pPr>
+        <w:spacing w:after="20" w:before="100"/>
+      </w:pPr>
+      <w:r>
+        <w:rPr>
+          <w:b/>
+          <w:bCs/>
+          <w:sz w:val="22"/>
+          <w:szCs w:val="22"/>
+        </w:rPr>
+        <w:t xml:space="preserve">Medical Superintendent</w:t>
       </w:r>
     </w:p>
     <w:p>
@@ -1195,7 +1209,7 @@
           <w:sz w:val="22"/>
           <w:szCs w:val="22"/>
         </w:rPr>
-        <w:t xml:space="preserve">Medical Superintendent</w:t>
+        <w:t xml:space="preserve">Accountable that MOM.1 is resourced and followed.</w:t>
       </w:r>
     </w:p>
     <w:p>
@@ -1212,7 +1226,21 @@
           <w:sz w:val="22"/>
           <w:szCs w:val="22"/>
         </w:rPr>
-        <w:t xml:space="preserve">Accountable that MOM.1 is resourced and followed.</w:t>
+        <w:t xml:space="preserve">Designates the Medication Safety Officer (chapter intent) where that role is required for this standard.</w:t>
+      </w:r>
+    </w:p>
+    <w:p>
+      <w:pPr>
+        <w:spacing w:after="20" w:before="100"/>
+      </w:pPr>
+      <w:r>
+        <w:rPr>
+          <w:b/>
+          <w:bCs/>
+          <w:sz w:val="22"/>
+          <w:szCs w:val="22"/>
+        </w:rPr>
+        <w:t xml:space="preserve">Medication Safety Officer</w:t>
       </w:r>
     </w:p>
     <w:p>
@@ -1229,7 +1257,21 @@
           <w:sz w:val="22"/>
           <w:szCs w:val="22"/>
         </w:rPr>
-        <w:t xml:space="preserve">Designates the Medication Safety Officer (chapter intent) where that role is required for this standard.</w:t>
+        <w:t xml:space="preserve">Owns day-to-day implementation and records for this standard.</w:t>
+      </w:r>
+    </w:p>
+    <w:p>
+      <w:pPr>
+        <w:spacing w:after="20" w:before="100"/>
+      </w:pPr>
+      <w:r>
+        <w:rPr>
+          <w:b/>
+          <w:bCs/>
+          <w:sz w:val="22"/>
+          <w:szCs w:val="22"/>
+        </w:rPr>
+        <w:t xml:space="preserve">Medication Safety Officer</w:t>
       </w:r>
     </w:p>
     <w:p>
@@ -1246,7 +1288,21 @@
           <w:sz w:val="22"/>
           <w:szCs w:val="22"/>
         </w:rPr>
-        <w:t xml:space="preserve">Medication Safety Officer</w:t>
+        <w:t xml:space="preserve">Coordinates medication-safety processes that cut across MOM standards; brings incidents and audits to the Drug and Therapeutics Committee.</w:t>
+      </w:r>
+    </w:p>
+    <w:p>
+      <w:pPr>
+        <w:spacing w:after="20" w:before="100"/>
+      </w:pPr>
+      <w:r>
+        <w:rPr>
+          <w:b/>
+          <w:bCs/>
+          <w:sz w:val="22"/>
+          <w:szCs w:val="22"/>
+        </w:rPr>
+        <w:t xml:space="preserve">Pharmacy / nursing / treating doctors (as applicable)</w:t>
       </w:r>
     </w:p>
     <w:p>
@@ -1263,7 +1319,21 @@
           <w:sz w:val="22"/>
           <w:szCs w:val="22"/>
         </w:rPr>
-        <w:t xml:space="preserve">Owns day-to-day implementation and records for this standard.</w:t>
+        <w:t xml:space="preserve">Deliver the process as written; escalate stop-work triggers without delay.</w:t>
+      </w:r>
+    </w:p>
+    <w:p>
+      <w:pPr>
+        <w:spacing w:after="20" w:before="100"/>
+      </w:pPr>
+      <w:r>
+        <w:rPr>
+          <w:b/>
+          <w:bCs/>
+          <w:sz w:val="22"/>
+          <w:szCs w:val="22"/>
+        </w:rPr>
+        <w:t xml:space="preserve">Quality Coordinator</w:t>
       </w:r>
     </w:p>
     <w:p>
@@ -1280,7 +1350,28 @@
           <w:sz w:val="22"/>
           <w:szCs w:val="22"/>
         </w:rPr>
-        <w:t xml:space="preserve">Medication Safety Officer</w:t>
+        <w:t xml:space="preserve">Audits this policy «quarterly»; holds training acknowledgements.</w:t>
+      </w:r>
+    </w:p>
+    <w:p>
+      <w:pPr>
+        <w:pStyle w:val="Heading1"/>
+        <w:spacing w:after="120" w:before="280"/>
+      </w:pPr>
+      <w:r>
+        <w:t xml:space="preserve">7. Quality monitoring (RCA → CAPA)</w:t>
+      </w:r>
+    </w:p>
+    <w:p>
+      <w:pPr>
+        <w:spacing w:after="140"/>
+      </w:pPr>
+      <w:r>
+        <w:rPr>
+          <w:sz w:val="22"/>
+          <w:szCs w:val="22"/>
+        </w:rPr>
+        <w:t xml:space="preserve">The Quality Coordinator audits this policy «quarterly». The audit reviews:</w:t>
       </w:r>
     </w:p>
     <w:p>
@@ -1297,7 +1388,7 @@
           <w:sz w:val="22"/>
           <w:szCs w:val="22"/>
         </w:rPr>
-        <w:t xml:space="preserve">Coordinates medication-safety processes that cut across MOM standards; brings incidents and audits to the Drug and Therapeutics Committee.</w:t>
+        <w:t xml:space="preserve">Records for a sample of this standard's objective elements, checked against the What-we-do steps.</w:t>
       </w:r>
     </w:p>
     <w:p>
@@ -1314,7 +1405,7 @@
           <w:sz w:val="22"/>
           <w:szCs w:val="22"/>
         </w:rPr>
-        <w:t xml:space="preserve">Pharmacy / nursing / treating doctors (as applicable)</w:t>
+        <w:t xml:space="preserve">Documentary evidence is on file for each asterisked objective element in the sample.</w:t>
       </w:r>
     </w:p>
     <w:p>
@@ -1331,142 +1422,19 @@
           <w:sz w:val="22"/>
           <w:szCs w:val="22"/>
         </w:rPr>
-        <w:t xml:space="preserve">Deliver the process as written; escalate stop-work triggers without delay.</w:t>
-      </w:r>
-    </w:p>
-    <w:p>
-      <w:pPr>
-        <w:pStyle w:val="ListParagraph"/>
-        <w:numPr>
-          <w:ilvl w:val="0"/>
-          <w:numId w:val="1"/>
-        </w:numPr>
-        <w:spacing w:after="60"/>
-      </w:pPr>
-      <w:r>
-        <w:rPr>
-          <w:sz w:val="22"/>
-          <w:szCs w:val="22"/>
-        </w:rPr>
-        <w:t xml:space="preserve">Quality Coordinator</w:t>
-      </w:r>
-    </w:p>
-    <w:p>
-      <w:pPr>
-        <w:pStyle w:val="ListParagraph"/>
-        <w:numPr>
-          <w:ilvl w:val="0"/>
-          <w:numId w:val="1"/>
-        </w:numPr>
-        <w:spacing w:after="60"/>
-      </w:pPr>
-      <w:r>
-        <w:rPr>
-          <w:sz w:val="22"/>
-          <w:szCs w:val="22"/>
-        </w:rPr>
-        <w:t xml:space="preserve">Audits this policy «quarterly»; holds training acknowledgements.</w:t>
-      </w:r>
-    </w:p>
-    <w:p>
-      <w:pPr>
-        <w:pStyle w:val="Heading1"/>
-        <w:spacing w:after="120" w:before="280"/>
-      </w:pPr>
-      <w:r>
-        <w:t xml:space="preserve">7. Quality monitoring (RCA → CAPA)</w:t>
-      </w:r>
-    </w:p>
-    <w:p>
-      <w:pPr>
-        <w:spacing w:after="140"/>
-      </w:pPr>
-      <w:r>
-        <w:rPr>
-          <w:sz w:val="22"/>
-          <w:szCs w:val="22"/>
-        </w:rPr>
-        <w:t xml:space="preserve">The Quality Coordinator audits this policy «quarterly».</w:t>
-      </w:r>
-    </w:p>
-    <w:p>
-      <w:pPr>
-        <w:spacing w:after="140"/>
-      </w:pPr>
-      <w:r>
-        <w:rPr>
-          <w:sz w:val="22"/>
-          <w:szCs w:val="22"/>
-        </w:rPr>
-        <w:t xml:space="preserve">What is monitored each quarter:</w:t>
-      </w:r>
-    </w:p>
-    <w:p>
-      <w:pPr>
-        <w:pStyle w:val="ListParagraph"/>
-        <w:numPr>
-          <w:ilvl w:val="0"/>
-          <w:numId w:val="1"/>
-        </w:numPr>
-        <w:spacing w:after="60"/>
-      </w:pPr>
-      <w:r>
-        <w:rPr>
-          <w:sz w:val="22"/>
-          <w:szCs w:val="22"/>
-        </w:rPr>
-        <w:t xml:space="preserve">Sample of records for each OE MOM.1.a–e.</w:t>
-      </w:r>
-    </w:p>
-    <w:p>
-      <w:pPr>
-        <w:pStyle w:val="ListParagraph"/>
-        <w:numPr>
-          <w:ilvl w:val="0"/>
-          <w:numId w:val="1"/>
-        </w:numPr>
-        <w:spacing w:after="60"/>
-      </w:pPr>
-      <w:r>
-        <w:rPr>
-          <w:sz w:val="22"/>
-          <w:szCs w:val="22"/>
-        </w:rPr>
-        <w:t xml:space="preserve">Asterisked elements (ad) have document evidence as required.</w:t>
-      </w:r>
-    </w:p>
-    <w:p>
-      <w:pPr>
-        <w:pStyle w:val="ListParagraph"/>
-        <w:numPr>
-          <w:ilvl w:val="0"/>
-          <w:numId w:val="1"/>
-        </w:numPr>
-        <w:spacing w:after="60"/>
-      </w:pPr>
-      <w:r>
-        <w:rPr>
-          <w:sz w:val="22"/>
-          <w:szCs w:val="22"/>
-        </w:rPr>
-        <w:t xml:space="preserve">CORE elements (none) show no critical gaps in the sample.</w:t>
-      </w:r>
-    </w:p>
-    <w:p>
-      <w:pPr>
-        <w:pStyle w:val="ListParagraph"/>
-        <w:numPr>
-          <w:ilvl w:val="0"/>
-          <w:numId w:val="1"/>
-        </w:numPr>
-        <w:spacing w:after="60"/>
-      </w:pPr>
-      <w:r>
-        <w:rPr>
-          <w:sz w:val="22"/>
-          <w:szCs w:val="22"/>
-        </w:rPr>
         <w:t xml:space="preserve">Stop-work events (if any) are logged with outcome.</w:t>
+      </w:r>
+    </w:p>
+    <w:p>
+      <w:pPr>
+        <w:spacing w:after="140"/>
+      </w:pPr>
+      <w:r>
+        <w:rPr>
+          <w:sz w:val="22"/>
+          <w:szCs w:val="22"/>
+        </w:rPr>
+        <w:t xml:space="preserve">Root-cause analysis is required when a gap found in this audit remains open beyond «90 days».</w:t>
       </w:r>
     </w:p>
     <w:p>
@@ -3029,7 +2997,7 @@
           <w:sz w:val="22"/>
           <w:szCs w:val="22"/>
         </w:rPr>
-        <w:t xml:space="preserve">Records showing MOM.1.a was followed for sampled patients/cases.</w:t>
+        <w:t xml:space="preserve">Documented Medication Management Manual covering procurement through administration, monitoring and error reporting.</w:t>
       </w:r>
     </w:p>
     <w:p>
@@ -3046,7 +3014,7 @@
           <w:sz w:val="22"/>
           <w:szCs w:val="22"/>
         </w:rPr>
-        <w:t xml:space="preserve">Written guidance / protocol referenced for this element (where required).</w:t>
+        <w:t xml:space="preserve">Drug and Therapeutics Committee approval record for the guidance.</w:t>
       </w:r>
     </w:p>
     <w:p>
@@ -3063,7 +3031,16 @@
           <w:sz w:val="22"/>
           <w:szCs w:val="22"/>
         </w:rPr>
-        <w:t xml:space="preserve">Audit sample notes for MOM.1.a reviewed «quarterly».</w:t>
+        <w:t xml:space="preserve">Staff training record at induction and annually, with current copies available in pharmacy, emergency, ICU, OT and wards.</w:t>
+      </w:r>
+    </w:p>
+    <w:p>
+      <w:pPr>
+        <w:pStyle w:val="Heading2"/>
+        <w:spacing w:after="100" w:before="220"/>
+      </w:pPr>
+      <w:r>
+        <w:t xml:space="preserve">MOM.1.b — A multi-disciplinary committee guides the formulation and implementation of pharmacy services and medication management.</w:t>
       </w:r>
     </w:p>
     <w:p>
@@ -3080,16 +3057,7 @@
           <w:sz w:val="22"/>
           <w:szCs w:val="22"/>
         </w:rPr>
-        <w:t xml:space="preserve">Documented evidence specifically required by the asterisked objective element.</w:t>
-      </w:r>
-    </w:p>
-    <w:p>
-      <w:pPr>
-        <w:pStyle w:val="Heading2"/>
-        <w:spacing w:after="100" w:before="220"/>
-      </w:pPr>
-      <w:r>
-        <w:t xml:space="preserve">MOM.1.b — A multi-disciplinary committee guides the formulation and implementation of pharmacy services and medication management.</w:t>
+        <w:t xml:space="preserve">DTC constitution record naming pharmacy, medical, nursing and specialty representation.</w:t>
       </w:r>
     </w:p>
     <w:p>
@@ -3106,7 +3074,7 @@
           <w:sz w:val="22"/>
           <w:szCs w:val="22"/>
         </w:rPr>
-        <w:t xml:space="preserve">Records showing MOM.1.b was followed for sampled patients/cases.</w:t>
+        <w:t xml:space="preserve">Written terms of reference covering formulary, high-risk/emergency lists, storage oversight, verbal-order/reconciliation rules and error review.</w:t>
       </w:r>
     </w:p>
     <w:p>
@@ -3123,7 +3091,16 @@
           <w:sz w:val="22"/>
           <w:szCs w:val="22"/>
         </w:rPr>
-        <w:t xml:space="preserve">Written guidance / protocol referenced for this element (where required).</w:t>
+        <w:t xml:space="preserve">Quarterly meeting minutes naming decisions, owners and due dates.</w:t>
+      </w:r>
+    </w:p>
+    <w:p>
+      <w:pPr>
+        <w:pStyle w:val="Heading2"/>
+        <w:spacing w:after="100" w:before="220"/>
+      </w:pPr>
+      <w:r>
+        <w:t xml:space="preserve">MOM.1.c — The multi-disciplinary committee updates medication management processes.</w:t>
       </w:r>
     </w:p>
     <w:p>
@@ -3140,16 +3117,7 @@
           <w:sz w:val="22"/>
           <w:szCs w:val="22"/>
         </w:rPr>
-        <w:t xml:space="preserve">Audit sample notes for MOM.1.b reviewed «quarterly».</w:t>
-      </w:r>
-    </w:p>
-    <w:p>
-      <w:pPr>
-        <w:pStyle w:val="Heading2"/>
-        <w:spacing w:after="100" w:before="220"/>
-      </w:pPr>
-      <w:r>
-        <w:t xml:space="preserve">MOM.1.c — The multi-disciplinary committee updates medication management processes.</w:t>
+        <w:t xml:space="preserve">Annual, or sooner, process-review record by the DTC.</w:t>
       </w:r>
     </w:p>
     <w:p>
@@ -3166,7 +3134,7 @@
           <w:sz w:val="22"/>
           <w:szCs w:val="22"/>
         </w:rPr>
-        <w:t xml:space="preserve">Records showing MOM.1.c was followed for sampled patients/cases.</w:t>
+        <w:t xml:space="preserve">Written change record to a specific process, not a restatement of the same rule.</w:t>
       </w:r>
     </w:p>
     <w:p>
@@ -3183,7 +3151,16 @@
           <w:sz w:val="22"/>
           <w:szCs w:val="22"/>
         </w:rPr>
-        <w:t xml:space="preserve">Written guidance / protocol referenced for this element (where required).</w:t>
+        <w:t xml:space="preserve">Open-action tracking record until closure by the Medication Safety Officer.</w:t>
+      </w:r>
+    </w:p>
+    <w:p>
+      <w:pPr>
+        <w:pStyle w:val="Heading2"/>
+        <w:spacing w:after="100" w:before="220"/>
+      </w:pPr>
+      <w:r>
+        <w:t xml:space="preserve">MOM.1.d — There is a procedure to obtain medications when the pharmacy is closed or in case of stock outs.</w:t>
       </w:r>
     </w:p>
     <w:p>
@@ -3200,16 +3177,7 @@
           <w:sz w:val="22"/>
           <w:szCs w:val="22"/>
         </w:rPr>
-        <w:t xml:space="preserve">Audit sample notes for MOM.1.c reviewed «quarterly».</w:t>
-      </w:r>
-    </w:p>
-    <w:p>
-      <w:pPr>
-        <w:pStyle w:val="Heading2"/>
-        <w:spacing w:after="100" w:before="220"/>
-      </w:pPr>
-      <w:r>
-        <w:t xml:space="preserve">MOM.1.d — There is a procedure to obtain medications when the pharmacy is closed or in case of stock outs.</w:t>
+        <w:t xml:space="preserve">Written after-hours/stock-out procedure naming who is authorised and how a second-person check is used.</w:t>
       </w:r>
     </w:p>
     <w:p>
@@ -3226,7 +3194,7 @@
           <w:sz w:val="22"/>
           <w:szCs w:val="22"/>
         </w:rPr>
-        <w:t xml:space="preserve">Records showing MOM.1.d was followed for sampled patients/cases.</w:t>
+        <w:t xml:space="preserve">Reconciliation record showing after-hours issues entered the next working day.</w:t>
       </w:r>
     </w:p>
     <w:p>
@@ -3243,7 +3211,16 @@
           <w:sz w:val="22"/>
           <w:szCs w:val="22"/>
         </w:rPr>
-        <w:t xml:space="preserve">Written guidance / protocol referenced for this element (where required).</w:t>
+        <w:t xml:space="preserve">Quarterly test record of the after-hours path by the Pharmacy In-Charge.</w:t>
+      </w:r>
+    </w:p>
+    <w:p>
+      <w:pPr>
+        <w:pStyle w:val="Heading2"/>
+        <w:spacing w:after="100" w:before="220"/>
+      </w:pPr>
+      <w:r>
+        <w:t xml:space="preserve">MOM.1.e — The organisation has a mechanism to inform relevant staff of key changes in pharmacy services and medication management to ensure uninterrupted and safe care.</w:t>
       </w:r>
     </w:p>
     <w:p>
@@ -3260,7 +3237,7 @@
           <w:sz w:val="22"/>
           <w:szCs w:val="22"/>
         </w:rPr>
-        <w:t xml:space="preserve">Audit sample notes for MOM.1.d reviewed «quarterly».</w:t>
+        <w:t xml:space="preserve">Dated circular or briefing record for a medication-management process, formulary, high-risk/emergency list or recall change.</w:t>
       </w:r>
     </w:p>
     <w:p>
@@ -3277,16 +3254,7 @@
           <w:sz w:val="22"/>
           <w:szCs w:val="22"/>
         </w:rPr>
-        <w:t xml:space="preserve">Documented evidence specifically required by the asterisked objective element.</w:t>
-      </w:r>
-    </w:p>
-    <w:p>
-      <w:pPr>
-        <w:pStyle w:val="Heading2"/>
-        <w:spacing w:after="100" w:before="220"/>
-      </w:pPr>
-      <w:r>
-        <w:t xml:space="preserve">MOM.1.e — The organisation has a mechanism to inform relevant staff of key changes in pharmacy services and medication management to ensure uninterrupted and safe care.</w:t>
+        <w:t xml:space="preserve">Distribution list and acknowledgement record held by the Quality Coordinator.</w:t>
       </w:r>
     </w:p>
     <w:p>
@@ -3303,41 +3271,7 @@
           <w:sz w:val="22"/>
           <w:szCs w:val="22"/>
         </w:rPr>
-        <w:t xml:space="preserve">Records showing MOM.1.e was followed for sampled patients/cases.</w:t>
-      </w:r>
-    </w:p>
-    <w:p>
-      <w:pPr>
-        <w:pStyle w:val="ListParagraph"/>
-        <w:numPr>
-          <w:ilvl w:val="0"/>
-          <w:numId w:val="1"/>
-        </w:numPr>
-        <w:spacing w:after="60"/>
-      </w:pPr>
-      <w:r>
-        <w:rPr>
-          <w:sz w:val="22"/>
-          <w:szCs w:val="22"/>
-        </w:rPr>
-        <w:t xml:space="preserve">Written guidance / protocol referenced for this element (where required).</w:t>
-      </w:r>
-    </w:p>
-    <w:p>
-      <w:pPr>
-        <w:pStyle w:val="ListParagraph"/>
-        <w:numPr>
-          <w:ilvl w:val="0"/>
-          <w:numId w:val="1"/>
-        </w:numPr>
-        <w:spacing w:after="60"/>
-      </w:pPr>
-      <w:r>
-        <w:rPr>
-          <w:sz w:val="22"/>
-          <w:szCs w:val="22"/>
-        </w:rPr>
-        <w:t xml:space="preserve">Audit sample notes for MOM.1.e reviewed «quarterly».</w:t>
+        <w:t xml:space="preserve">Confirmation the change was communicated before it took effect, not only filed in minutes.</w:t>
       </w:r>
     </w:p>
     <w:p>

--- a/policies/build/preview_hco/HCO.MOM.1_v2_preview.docx
+++ b/policies/build/preview_hco/HCO.MOM.1_v2_preview.docx
@@ -692,7 +692,7 @@
           <w:sz w:val="22"/>
           <w:szCs w:val="22"/>
         </w:rPr>
-        <w:t xml:space="preserve">It covers objective elements MOM.1.a–e (5 elements).</w:t>
+        <w:t xml:space="preserve">This policy covers all 5 requirements under this standard, listed in detail below.</w:t>
       </w:r>
     </w:p>
     <w:p>
@@ -716,7 +716,7 @@
           <w:sz w:val="22"/>
           <w:szCs w:val="22"/>
         </w:rPr>
-        <w:t xml:space="preserve">This policy owns MOM.1. Related AAC, COP, PRE, IPC/HIC and HRM duties stay with those policies — cross-reference only. Other MOM standards stay with their own policies.</w:t>
+        <w:t xml:space="preserve">This policy covers safe pharmacy services and medication management specifically. Related duties — like patient assessment, clinical care, patient rights, infection control, or staffing — are covered in the hospital's other policies, not repeated here. Other MOM standards stay with their own policies.</w:t>
       </w:r>
     </w:p>
     <w:p>
@@ -761,19 +761,19 @@
           <w:sz w:val="22"/>
           <w:szCs w:val="22"/>
         </w:rPr>
-        <w:t xml:space="preserve">It covers 5 objective elements (MOM.1.a, MOM.1.b, MOM.1.c, MOM.1.d, MOM.1.e).</w:t>
-      </w:r>
-    </w:p>
-    <w:p>
-      <w:pPr>
-        <w:spacing w:after="140"/>
-      </w:pPr>
-      <w:r>
-        <w:rPr>
-          <w:sz w:val="22"/>
-          <w:szCs w:val="22"/>
-        </w:rPr>
-        <w:t xml:space="preserve">Boundaries: do not overwrite HCO AAC or COP policies. Spell out abbreviations on first use in training materials. OE counts/levels/asterisks stay with the official portal Standards PDF. Method notes come from the Guidebook Interpretation paragraphs (scanned PDF md5 2c4489ee98de4ae9b49cba168ea9f42a).</w:t>
+        <w:t xml:space="preserve">This policy covers all 5 requirements under this standard, listed in detail below.</w:t>
+      </w:r>
+    </w:p>
+    <w:p>
+      <w:pPr>
+        <w:spacing w:after="140"/>
+      </w:pPr>
+      <w:r>
+        <w:rPr>
+          <w:sz w:val="22"/>
+          <w:szCs w:val="22"/>
+        </w:rPr>
+        <w:t xml:space="preserve">This policy covers safe pharmacy services and medication management specifically. Related duties — like patient assessment, clinical care, patient rights, infection control, or staffing — are covered in the hospital's other policies, not repeated here. Spell out abbreviations on first use in training materials. OE counts/levels/asterisks stay with the official portal Standards PDF. Method notes come from the Guidebook Interpretation paragraphs (scanned PDF md5 2c4489ee98de4ae9b49cba168ea9f42a).</w:t>
       </w:r>
     </w:p>
     <w:p>
